--- a/docs/rag_sample_word_docs/02_Billing_Refund_and_Subscription_Policy.docx
+++ b/docs/rag_sample_word_docs/02_Billing_Refund_and_Subscription_Policy.docx
@@ -4,20 +4,22 @@
   <w:body>
     <w:p>
       <w:pPr>
-        <w:jc w:val="center"/>
+        <w:spacing w:before="240" w:after="80"/>
       </w:pPr>
       <w:r>
         <w:rPr>
           <w:rFonts w:ascii="Arial" w:hAnsi="Arial"/>
           <w:b/>
-          <w:color w:val="1E293B"/>
-          <w:sz w:val="40"/>
+          <w:color w:val="0F172A"/>
+          <w:sz w:val="36"/>
         </w:rPr>
-        <w:t>Subscription Billing, Payment, Refund &amp; Data Retention Policy</w:t>
+        <w:t>Subscription Billing, Refund &amp; Cancellation Policy</w:t>
       </w:r>
     </w:p>
-    <w:p/>
     <w:p>
+      <w:pPr>
+        <w:spacing w:before="240" w:after="80"/>
+      </w:pPr>
       <w:r>
         <w:rPr>
           <w:rFonts w:ascii="Arial" w:hAnsi="Arial"/>
@@ -25,41 +27,65 @@
           <w:color w:val="4F46E5"/>
           <w:sz w:val="28"/>
         </w:rPr>
-        <w:t>1. Subscription Tiers &amp; Pricing Specs</w:t>
+        <w:t>📖 Executive Summary</w:t>
+      </w:r>
+    </w:p>
+    <w:p>
+      <w:pPr>
+        <w:spacing w:after="120" w:line="276" w:lineRule="auto"/>
+      </w:pPr>
+      <w:r>
+        <w:t xml:space="preserve">Antigravity Technologies offers transparent, usage-based subscription plans with a </w:t>
+      </w:r>
+      <w:r>
+        <w:rPr>
+          <w:b/>
+        </w:rPr>
+        <w:t>30-day unconditional money-back guarantee</w:t>
+      </w:r>
+      <w:r>
+        <w:t xml:space="preserve"> on all tiers. We accept Visa, Mastercard, American Express, and wire transfer (Enterprise only). All billing, refund, and data handling processes comply with </w:t>
+      </w:r>
+      <w:r>
+        <w:rPr>
+          <w:b/>
+        </w:rPr>
+        <w:t>GDPR (EU)</w:t>
+      </w:r>
+      <w:r>
+        <w:t xml:space="preserve">, </w:t>
+      </w:r>
+      <w:r>
+        <w:rPr>
+          <w:b/>
+        </w:rPr>
+        <w:t>SOC 2 Type II</w:t>
+      </w:r>
+      <w:r>
+        <w:t xml:space="preserve">, and </w:t>
+      </w:r>
+      <w:r>
+        <w:rPr>
+          <w:b/>
+        </w:rPr>
+        <w:t>CCPA (California)</w:t>
+      </w:r>
+      <w:r>
+        <w:t xml:space="preserve"> regulations.</w:t>
       </w:r>
     </w:p>
     <w:p>
       <w:r>
         <w:rPr>
-          <w:rFonts w:ascii="Arial" w:hAnsi="Arial"/>
-          <w:color w:val="334155"/>
-          <w:sz w:val="22"/>
+          <w:color w:val="E2E8F0"/>
         </w:rPr>
-        <w:t>Developer / Starter Plan ($29/month): Up to 50 uploaded documents (25MB max size) and 10,000 RAG queries per month. Includes standard email support.</w:t>
+        <w:t>____________________________________________________</w:t>
       </w:r>
     </w:p>
     <w:p>
-      <w:r>
-        <w:rPr>
-          <w:rFonts w:ascii="Arial" w:hAnsi="Arial"/>
-          <w:color w:val="334155"/>
-          <w:sz w:val="22"/>
-        </w:rPr>
-        <w:t>Pro Team Plan ($149/month): Up to 500 uploaded documents (100MB max size) and 100,000 RAG queries per month. Includes priority email and Slack support.</w:t>
-      </w:r>
-    </w:p>
-    <w:p>
-      <w:r>
-        <w:rPr>
-          <w:rFonts w:ascii="Arial" w:hAnsi="Arial"/>
-          <w:color w:val="334155"/>
-          <w:sz w:val="22"/>
-        </w:rPr>
-        <w:t>Enterprise Custom Plan (Custom Quote): Unlimited uploaded documents and queries, 99.95% SLA, dedicated model router, and 24/7 phone support.</w:t>
-      </w:r>
-    </w:p>
-    <w:p/>
-    <w:p>
+      <w:pPr>
+        <w:spacing w:before="240" w:after="80"/>
+      </w:pPr>
       <w:r>
         <w:rPr>
           <w:rFonts w:ascii="Arial" w:hAnsi="Arial"/>
@@ -67,31 +93,1020 @@
           <w:color w:val="4F46E5"/>
           <w:sz w:val="28"/>
         </w:rPr>
-        <w:t>2. 30-Day Money-Back Guarantee</w:t>
+        <w:t>💡 Subscription Plans &amp; Pricing</w:t>
+      </w:r>
+    </w:p>
+    <w:p>
+      <w:pPr>
+        <w:spacing w:before="240" w:after="80"/>
+      </w:pPr>
+      <w:r>
+        <w:rPr>
+          <w:rFonts w:ascii="Arial" w:hAnsi="Arial"/>
+          <w:b/>
+          <w:color w:val="0F172A"/>
+          <w:sz w:val="24"/>
+        </w:rPr>
+        <w:t>Current Plan Tiers (Effective August 2026)</w:t>
+      </w:r>
+    </w:p>
+    <w:tbl>
+      <w:tblPr>
+        <w:tblStyle w:val="TableGrid"/>
+        <w:tblW w:type="auto" w:w="0"/>
+        <w:jc w:val="center"/>
+        <w:tblLook w:firstColumn="1" w:firstRow="1" w:lastColumn="0" w:lastRow="0" w:noHBand="0" w:noVBand="1" w:val="04A0"/>
+      </w:tblPr>
+      <w:tblGrid>
+        <w:gridCol w:w="2160"/>
+        <w:gridCol w:w="2160"/>
+        <w:gridCol w:w="2160"/>
+        <w:gridCol w:w="2160"/>
+      </w:tblGrid>
+      <w:tr>
+        <w:tc>
+          <w:tcPr>
+            <w:tcW w:type="dxa" w:w="2160"/>
+            <w:tcMar>
+              <w:top w:w="120" w:type="dxa"/>
+              <w:bottom w:w="120" w:type="dxa"/>
+              <w:left w:w="150" w:type="dxa"/>
+              <w:right w:w="150" w:type="dxa"/>
+            </w:tcMar>
+          </w:tcPr>
+          <w:p>
+            <w:pPr>
+              <w:spacing w:after="0" w:before="0"/>
+            </w:pPr>
+            <w:r>
+              <w:rPr>
+                <w:b/>
+                <w:color w:val="0F172A"/>
+                <w:sz w:val="19"/>
+              </w:rPr>
+              <w:t>Feature</w:t>
+            </w:r>
+          </w:p>
+        </w:tc>
+        <w:tc>
+          <w:tcPr>
+            <w:tcW w:type="dxa" w:w="2160"/>
+            <w:tcMar>
+              <w:top w:w="120" w:type="dxa"/>
+              <w:bottom w:w="120" w:type="dxa"/>
+              <w:left w:w="150" w:type="dxa"/>
+              <w:right w:w="150" w:type="dxa"/>
+            </w:tcMar>
+          </w:tcPr>
+          <w:p>
+            <w:pPr>
+              <w:spacing w:after="0" w:before="0"/>
+            </w:pPr>
+            <w:r>
+              <w:rPr>
+                <w:b/>
+                <w:color w:val="0F172A"/>
+                <w:sz w:val="19"/>
+              </w:rPr>
+              <w:t>Developer ($29/mo)</w:t>
+            </w:r>
+          </w:p>
+        </w:tc>
+        <w:tc>
+          <w:tcPr>
+            <w:tcW w:type="dxa" w:w="2160"/>
+            <w:tcMar>
+              <w:top w:w="120" w:type="dxa"/>
+              <w:bottom w:w="120" w:type="dxa"/>
+              <w:left w:w="150" w:type="dxa"/>
+              <w:right w:w="150" w:type="dxa"/>
+            </w:tcMar>
+          </w:tcPr>
+          <w:p>
+            <w:pPr>
+              <w:spacing w:after="0" w:before="0"/>
+            </w:pPr>
+            <w:r>
+              <w:rPr>
+                <w:b/>
+                <w:color w:val="0F172A"/>
+                <w:sz w:val="19"/>
+              </w:rPr>
+              <w:t>Pro Team ($149/mo)</w:t>
+            </w:r>
+          </w:p>
+        </w:tc>
+        <w:tc>
+          <w:tcPr>
+            <w:tcW w:type="dxa" w:w="2160"/>
+            <w:tcMar>
+              <w:top w:w="120" w:type="dxa"/>
+              <w:bottom w:w="120" w:type="dxa"/>
+              <w:left w:w="150" w:type="dxa"/>
+              <w:right w:w="150" w:type="dxa"/>
+            </w:tcMar>
+          </w:tcPr>
+          <w:p>
+            <w:pPr>
+              <w:spacing w:after="0" w:before="0"/>
+            </w:pPr>
+            <w:r>
+              <w:rPr>
+                <w:b/>
+                <w:color w:val="0F172A"/>
+                <w:sz w:val="19"/>
+              </w:rPr>
+              <w:t>Enterprise (Custom)</w:t>
+            </w:r>
+          </w:p>
+        </w:tc>
+      </w:tr>
+      <w:tr>
+        <w:tc>
+          <w:tcPr>
+            <w:tcW w:type="dxa" w:w="2160"/>
+            <w:tcMar>
+              <w:top w:w="100" w:type="dxa"/>
+              <w:bottom w:w="100" w:type="dxa"/>
+              <w:left w:w="150" w:type="dxa"/>
+              <w:right w:w="150" w:type="dxa"/>
+            </w:tcMar>
+          </w:tcPr>
+          <w:p>
+            <w:pPr>
+              <w:spacing w:after="0" w:before="0"/>
+            </w:pPr>
+            <w:r>
+              <w:rPr>
+                <w:sz w:val="19"/>
+              </w:rPr>
+              <w:t>**Uploaded Documents**</w:t>
+            </w:r>
+          </w:p>
+        </w:tc>
+        <w:tc>
+          <w:tcPr>
+            <w:tcW w:type="dxa" w:w="2160"/>
+            <w:tcMar>
+              <w:top w:w="100" w:type="dxa"/>
+              <w:bottom w:w="100" w:type="dxa"/>
+              <w:left w:w="150" w:type="dxa"/>
+              <w:right w:w="150" w:type="dxa"/>
+            </w:tcMar>
+          </w:tcPr>
+          <w:p>
+            <w:pPr>
+              <w:spacing w:after="0" w:before="0"/>
+            </w:pPr>
+            <w:r>
+              <w:rPr>
+                <w:sz w:val="19"/>
+              </w:rPr>
+              <w:t>Up to 50</w:t>
+            </w:r>
+          </w:p>
+        </w:tc>
+        <w:tc>
+          <w:tcPr>
+            <w:tcW w:type="dxa" w:w="2160"/>
+            <w:tcMar>
+              <w:top w:w="100" w:type="dxa"/>
+              <w:bottom w:w="100" w:type="dxa"/>
+              <w:left w:w="150" w:type="dxa"/>
+              <w:right w:w="150" w:type="dxa"/>
+            </w:tcMar>
+          </w:tcPr>
+          <w:p>
+            <w:pPr>
+              <w:spacing w:after="0" w:before="0"/>
+            </w:pPr>
+            <w:r>
+              <w:rPr>
+                <w:sz w:val="19"/>
+              </w:rPr>
+              <w:t>Up to 500</w:t>
+            </w:r>
+          </w:p>
+        </w:tc>
+        <w:tc>
+          <w:tcPr>
+            <w:tcW w:type="dxa" w:w="2160"/>
+            <w:tcMar>
+              <w:top w:w="100" w:type="dxa"/>
+              <w:bottom w:w="100" w:type="dxa"/>
+              <w:left w:w="150" w:type="dxa"/>
+              <w:right w:w="150" w:type="dxa"/>
+            </w:tcMar>
+          </w:tcPr>
+          <w:p>
+            <w:pPr>
+              <w:spacing w:after="0" w:before="0"/>
+            </w:pPr>
+            <w:r>
+              <w:rPr>
+                <w:sz w:val="19"/>
+              </w:rPr>
+              <w:t>Unlimited</w:t>
+            </w:r>
+          </w:p>
+        </w:tc>
+      </w:tr>
+      <w:tr>
+        <w:tc>
+          <w:tcPr>
+            <w:tcW w:type="dxa" w:w="2160"/>
+            <w:tcMar>
+              <w:top w:w="100" w:type="dxa"/>
+              <w:bottom w:w="100" w:type="dxa"/>
+              <w:left w:w="150" w:type="dxa"/>
+              <w:right w:w="150" w:type="dxa"/>
+            </w:tcMar>
+          </w:tcPr>
+          <w:p>
+            <w:pPr>
+              <w:spacing w:after="0" w:before="0"/>
+            </w:pPr>
+            <w:r>
+              <w:rPr>
+                <w:sz w:val="19"/>
+              </w:rPr>
+              <w:t>**RAG Queries / Month**</w:t>
+            </w:r>
+          </w:p>
+        </w:tc>
+        <w:tc>
+          <w:tcPr>
+            <w:tcW w:type="dxa" w:w="2160"/>
+            <w:tcMar>
+              <w:top w:w="100" w:type="dxa"/>
+              <w:bottom w:w="100" w:type="dxa"/>
+              <w:left w:w="150" w:type="dxa"/>
+              <w:right w:w="150" w:type="dxa"/>
+            </w:tcMar>
+          </w:tcPr>
+          <w:p>
+            <w:pPr>
+              <w:spacing w:after="0" w:before="0"/>
+            </w:pPr>
+            <w:r>
+              <w:rPr>
+                <w:sz w:val="19"/>
+              </w:rPr>
+              <w:t>10,000</w:t>
+            </w:r>
+          </w:p>
+        </w:tc>
+        <w:tc>
+          <w:tcPr>
+            <w:tcW w:type="dxa" w:w="2160"/>
+            <w:tcMar>
+              <w:top w:w="100" w:type="dxa"/>
+              <w:bottom w:w="100" w:type="dxa"/>
+              <w:left w:w="150" w:type="dxa"/>
+              <w:right w:w="150" w:type="dxa"/>
+            </w:tcMar>
+          </w:tcPr>
+          <w:p>
+            <w:pPr>
+              <w:spacing w:after="0" w:before="0"/>
+            </w:pPr>
+            <w:r>
+              <w:rPr>
+                <w:sz w:val="19"/>
+              </w:rPr>
+              <w:t>100,000</w:t>
+            </w:r>
+          </w:p>
+        </w:tc>
+        <w:tc>
+          <w:tcPr>
+            <w:tcW w:type="dxa" w:w="2160"/>
+            <w:tcMar>
+              <w:top w:w="100" w:type="dxa"/>
+              <w:bottom w:w="100" w:type="dxa"/>
+              <w:left w:w="150" w:type="dxa"/>
+              <w:right w:w="150" w:type="dxa"/>
+            </w:tcMar>
+          </w:tcPr>
+          <w:p>
+            <w:pPr>
+              <w:spacing w:after="0" w:before="0"/>
+            </w:pPr>
+            <w:r>
+              <w:rPr>
+                <w:sz w:val="19"/>
+              </w:rPr>
+              <w:t>Unlimited</w:t>
+            </w:r>
+          </w:p>
+        </w:tc>
+      </w:tr>
+      <w:tr>
+        <w:tc>
+          <w:tcPr>
+            <w:tcW w:type="dxa" w:w="2160"/>
+            <w:tcMar>
+              <w:top w:w="100" w:type="dxa"/>
+              <w:bottom w:w="100" w:type="dxa"/>
+              <w:left w:w="150" w:type="dxa"/>
+              <w:right w:w="150" w:type="dxa"/>
+            </w:tcMar>
+          </w:tcPr>
+          <w:p>
+            <w:pPr>
+              <w:spacing w:after="0" w:before="0"/>
+            </w:pPr>
+            <w:r>
+              <w:rPr>
+                <w:sz w:val="19"/>
+              </w:rPr>
+              <w:t>**LLM Providers**</w:t>
+            </w:r>
+          </w:p>
+        </w:tc>
+        <w:tc>
+          <w:tcPr>
+            <w:tcW w:type="dxa" w:w="2160"/>
+            <w:tcMar>
+              <w:top w:w="100" w:type="dxa"/>
+              <w:bottom w:w="100" w:type="dxa"/>
+              <w:left w:w="150" w:type="dxa"/>
+              <w:right w:w="150" w:type="dxa"/>
+            </w:tcMar>
+          </w:tcPr>
+          <w:p>
+            <w:pPr>
+              <w:spacing w:after="0" w:before="0"/>
+            </w:pPr>
+            <w:r>
+              <w:rPr>
+                <w:sz w:val="19"/>
+              </w:rPr>
+              <w:t>Groq + OpenRouter</w:t>
+            </w:r>
+          </w:p>
+        </w:tc>
+        <w:tc>
+          <w:tcPr>
+            <w:tcW w:type="dxa" w:w="2160"/>
+            <w:tcMar>
+              <w:top w:w="100" w:type="dxa"/>
+              <w:bottom w:w="100" w:type="dxa"/>
+              <w:left w:w="150" w:type="dxa"/>
+              <w:right w:w="150" w:type="dxa"/>
+            </w:tcMar>
+          </w:tcPr>
+          <w:p>
+            <w:pPr>
+              <w:spacing w:after="0" w:before="0"/>
+            </w:pPr>
+            <w:r>
+              <w:rPr>
+                <w:sz w:val="19"/>
+              </w:rPr>
+              <w:t>Groq + Gemini + OpenRouter</w:t>
+            </w:r>
+          </w:p>
+        </w:tc>
+        <w:tc>
+          <w:tcPr>
+            <w:tcW w:type="dxa" w:w="2160"/>
+            <w:tcMar>
+              <w:top w:w="100" w:type="dxa"/>
+              <w:bottom w:w="100" w:type="dxa"/>
+              <w:left w:w="150" w:type="dxa"/>
+              <w:right w:w="150" w:type="dxa"/>
+            </w:tcMar>
+          </w:tcPr>
+          <w:p>
+            <w:pPr>
+              <w:spacing w:after="0" w:before="0"/>
+            </w:pPr>
+            <w:r>
+              <w:rPr>
+                <w:sz w:val="19"/>
+              </w:rPr>
+              <w:t>All + Dedicated Router</w:t>
+            </w:r>
+          </w:p>
+        </w:tc>
+      </w:tr>
+      <w:tr>
+        <w:tc>
+          <w:tcPr>
+            <w:tcW w:type="dxa" w:w="2160"/>
+            <w:tcMar>
+              <w:top w:w="100" w:type="dxa"/>
+              <w:bottom w:w="100" w:type="dxa"/>
+              <w:left w:w="150" w:type="dxa"/>
+              <w:right w:w="150" w:type="dxa"/>
+            </w:tcMar>
+          </w:tcPr>
+          <w:p>
+            <w:pPr>
+              <w:spacing w:after="0" w:before="0"/>
+            </w:pPr>
+            <w:r>
+              <w:rPr>
+                <w:sz w:val="19"/>
+              </w:rPr>
+              <w:t>**Embedding Model**</w:t>
+            </w:r>
+          </w:p>
+        </w:tc>
+        <w:tc>
+          <w:tcPr>
+            <w:tcW w:type="dxa" w:w="2160"/>
+            <w:tcMar>
+              <w:top w:w="100" w:type="dxa"/>
+              <w:bottom w:w="100" w:type="dxa"/>
+              <w:left w:w="150" w:type="dxa"/>
+              <w:right w:w="150" w:type="dxa"/>
+            </w:tcMar>
+          </w:tcPr>
+          <w:p>
+            <w:pPr>
+              <w:spacing w:after="0" w:before="0"/>
+            </w:pPr>
+            <w:r>
+              <w:rPr>
+                <w:sz w:val="19"/>
+              </w:rPr>
+              <w:t>Shared (Groq)</w:t>
+            </w:r>
+          </w:p>
+        </w:tc>
+        <w:tc>
+          <w:tcPr>
+            <w:tcW w:type="dxa" w:w="2160"/>
+            <w:tcMar>
+              <w:top w:w="100" w:type="dxa"/>
+              <w:bottom w:w="100" w:type="dxa"/>
+              <w:left w:w="150" w:type="dxa"/>
+              <w:right w:w="150" w:type="dxa"/>
+            </w:tcMar>
+          </w:tcPr>
+          <w:p>
+            <w:pPr>
+              <w:spacing w:after="0" w:before="0"/>
+            </w:pPr>
+            <w:r>
+              <w:rPr>
+                <w:sz w:val="19"/>
+              </w:rPr>
+              <w:t>Shared (Gemini + Groq)</w:t>
+            </w:r>
+          </w:p>
+        </w:tc>
+        <w:tc>
+          <w:tcPr>
+            <w:tcW w:type="dxa" w:w="2160"/>
+            <w:tcMar>
+              <w:top w:w="100" w:type="dxa"/>
+              <w:bottom w:w="100" w:type="dxa"/>
+              <w:left w:w="150" w:type="dxa"/>
+              <w:right w:w="150" w:type="dxa"/>
+            </w:tcMar>
+          </w:tcPr>
+          <w:p>
+            <w:pPr>
+              <w:spacing w:after="0" w:before="0"/>
+            </w:pPr>
+            <w:r>
+              <w:rPr>
+                <w:sz w:val="19"/>
+              </w:rPr>
+              <w:t>Dedicated Instance</w:t>
+            </w:r>
+          </w:p>
+        </w:tc>
+      </w:tr>
+      <w:tr>
+        <w:tc>
+          <w:tcPr>
+            <w:tcW w:type="dxa" w:w="2160"/>
+            <w:tcMar>
+              <w:top w:w="100" w:type="dxa"/>
+              <w:bottom w:w="100" w:type="dxa"/>
+              <w:left w:w="150" w:type="dxa"/>
+              <w:right w:w="150" w:type="dxa"/>
+            </w:tcMar>
+          </w:tcPr>
+          <w:p>
+            <w:pPr>
+              <w:spacing w:after="0" w:before="0"/>
+            </w:pPr>
+            <w:r>
+              <w:rPr>
+                <w:sz w:val="19"/>
+              </w:rPr>
+              <w:t>**Support Level**</w:t>
+            </w:r>
+          </w:p>
+        </w:tc>
+        <w:tc>
+          <w:tcPr>
+            <w:tcW w:type="dxa" w:w="2160"/>
+            <w:tcMar>
+              <w:top w:w="100" w:type="dxa"/>
+              <w:bottom w:w="100" w:type="dxa"/>
+              <w:left w:w="150" w:type="dxa"/>
+              <w:right w:w="150" w:type="dxa"/>
+            </w:tcMar>
+          </w:tcPr>
+          <w:p>
+            <w:pPr>
+              <w:spacing w:after="0" w:before="0"/>
+            </w:pPr>
+            <w:r>
+              <w:rPr>
+                <w:sz w:val="19"/>
+              </w:rPr>
+              <w:t>Email (P3/P4)</w:t>
+            </w:r>
+          </w:p>
+        </w:tc>
+        <w:tc>
+          <w:tcPr>
+            <w:tcW w:type="dxa" w:w="2160"/>
+            <w:tcMar>
+              <w:top w:w="100" w:type="dxa"/>
+              <w:bottom w:w="100" w:type="dxa"/>
+              <w:left w:w="150" w:type="dxa"/>
+              <w:right w:w="150" w:type="dxa"/>
+            </w:tcMar>
+          </w:tcPr>
+          <w:p>
+            <w:pPr>
+              <w:spacing w:after="0" w:before="0"/>
+            </w:pPr>
+            <w:r>
+              <w:rPr>
+                <w:sz w:val="19"/>
+              </w:rPr>
+              <w:t>Email + Slack (P2–P4)</w:t>
+            </w:r>
+          </w:p>
+        </w:tc>
+        <w:tc>
+          <w:tcPr>
+            <w:tcW w:type="dxa" w:w="2160"/>
+            <w:tcMar>
+              <w:top w:w="100" w:type="dxa"/>
+              <w:bottom w:w="100" w:type="dxa"/>
+              <w:left w:w="150" w:type="dxa"/>
+              <w:right w:w="150" w:type="dxa"/>
+            </w:tcMar>
+          </w:tcPr>
+          <w:p>
+            <w:pPr>
+              <w:spacing w:after="0" w:before="0"/>
+            </w:pPr>
+            <w:r>
+              <w:rPr>
+                <w:sz w:val="19"/>
+              </w:rPr>
+              <w:t>24/7 Phone + Slack + PagerDuty (P1–P4)</w:t>
+            </w:r>
+          </w:p>
+        </w:tc>
+      </w:tr>
+      <w:tr>
+        <w:tc>
+          <w:tcPr>
+            <w:tcW w:type="dxa" w:w="2160"/>
+            <w:tcMar>
+              <w:top w:w="100" w:type="dxa"/>
+              <w:bottom w:w="100" w:type="dxa"/>
+              <w:left w:w="150" w:type="dxa"/>
+              <w:right w:w="150" w:type="dxa"/>
+            </w:tcMar>
+          </w:tcPr>
+          <w:p>
+            <w:pPr>
+              <w:spacing w:after="0" w:before="0"/>
+            </w:pPr>
+            <w:r>
+              <w:rPr>
+                <w:sz w:val="19"/>
+              </w:rPr>
+              <w:t>**SLA Uptime**</w:t>
+            </w:r>
+          </w:p>
+        </w:tc>
+        <w:tc>
+          <w:tcPr>
+            <w:tcW w:type="dxa" w:w="2160"/>
+            <w:tcMar>
+              <w:top w:w="100" w:type="dxa"/>
+              <w:bottom w:w="100" w:type="dxa"/>
+              <w:left w:w="150" w:type="dxa"/>
+              <w:right w:w="150" w:type="dxa"/>
+            </w:tcMar>
+          </w:tcPr>
+          <w:p>
+            <w:pPr>
+              <w:spacing w:after="0" w:before="0"/>
+            </w:pPr>
+            <w:r>
+              <w:rPr>
+                <w:sz w:val="19"/>
+              </w:rPr>
+              <w:t>99.5% (best effort)</w:t>
+            </w:r>
+          </w:p>
+        </w:tc>
+        <w:tc>
+          <w:tcPr>
+            <w:tcW w:type="dxa" w:w="2160"/>
+            <w:tcMar>
+              <w:top w:w="100" w:type="dxa"/>
+              <w:bottom w:w="100" w:type="dxa"/>
+              <w:left w:w="150" w:type="dxa"/>
+              <w:right w:w="150" w:type="dxa"/>
+            </w:tcMar>
+          </w:tcPr>
+          <w:p>
+            <w:pPr>
+              <w:spacing w:after="0" w:before="0"/>
+            </w:pPr>
+            <w:r>
+              <w:rPr>
+                <w:sz w:val="19"/>
+              </w:rPr>
+              <w:t>99.9%</w:t>
+            </w:r>
+          </w:p>
+        </w:tc>
+        <w:tc>
+          <w:tcPr>
+            <w:tcW w:type="dxa" w:w="2160"/>
+            <w:tcMar>
+              <w:top w:w="100" w:type="dxa"/>
+              <w:bottom w:w="100" w:type="dxa"/>
+              <w:left w:w="150" w:type="dxa"/>
+              <w:right w:w="150" w:type="dxa"/>
+            </w:tcMar>
+          </w:tcPr>
+          <w:p>
+            <w:pPr>
+              <w:spacing w:after="0" w:before="0"/>
+            </w:pPr>
+            <w:r>
+              <w:rPr>
+                <w:sz w:val="19"/>
+              </w:rPr>
+              <w:t>99.95% with credits</w:t>
+            </w:r>
+          </w:p>
+        </w:tc>
+      </w:tr>
+      <w:tr>
+        <w:tc>
+          <w:tcPr>
+            <w:tcW w:type="dxa" w:w="2160"/>
+            <w:tcMar>
+              <w:top w:w="100" w:type="dxa"/>
+              <w:bottom w:w="100" w:type="dxa"/>
+              <w:left w:w="150" w:type="dxa"/>
+              <w:right w:w="150" w:type="dxa"/>
+            </w:tcMar>
+          </w:tcPr>
+          <w:p>
+            <w:pPr>
+              <w:spacing w:after="0" w:before="0"/>
+            </w:pPr>
+            <w:r>
+              <w:rPr>
+                <w:sz w:val="19"/>
+              </w:rPr>
+              <w:t>**Data Retention**</w:t>
+            </w:r>
+          </w:p>
+        </w:tc>
+        <w:tc>
+          <w:tcPr>
+            <w:tcW w:type="dxa" w:w="2160"/>
+            <w:tcMar>
+              <w:top w:w="100" w:type="dxa"/>
+              <w:bottom w:w="100" w:type="dxa"/>
+              <w:left w:w="150" w:type="dxa"/>
+              <w:right w:w="150" w:type="dxa"/>
+            </w:tcMar>
+          </w:tcPr>
+          <w:p>
+            <w:pPr>
+              <w:spacing w:after="0" w:before="0"/>
+            </w:pPr>
+            <w:r>
+              <w:rPr>
+                <w:sz w:val="19"/>
+              </w:rPr>
+              <w:t>30 days post-cancel</w:t>
+            </w:r>
+          </w:p>
+        </w:tc>
+        <w:tc>
+          <w:tcPr>
+            <w:tcW w:type="dxa" w:w="2160"/>
+            <w:tcMar>
+              <w:top w:w="100" w:type="dxa"/>
+              <w:bottom w:w="100" w:type="dxa"/>
+              <w:left w:w="150" w:type="dxa"/>
+              <w:right w:w="150" w:type="dxa"/>
+            </w:tcMar>
+          </w:tcPr>
+          <w:p>
+            <w:pPr>
+              <w:spacing w:after="0" w:before="0"/>
+            </w:pPr>
+            <w:r>
+              <w:rPr>
+                <w:sz w:val="19"/>
+              </w:rPr>
+              <w:t>60 days post-cancel</w:t>
+            </w:r>
+          </w:p>
+        </w:tc>
+        <w:tc>
+          <w:tcPr>
+            <w:tcW w:type="dxa" w:w="2160"/>
+            <w:tcMar>
+              <w:top w:w="100" w:type="dxa"/>
+              <w:bottom w:w="100" w:type="dxa"/>
+              <w:left w:w="150" w:type="dxa"/>
+              <w:right w:w="150" w:type="dxa"/>
+            </w:tcMar>
+          </w:tcPr>
+          <w:p>
+            <w:pPr>
+              <w:spacing w:after="0" w:before="0"/>
+            </w:pPr>
+            <w:r>
+              <w:rPr>
+                <w:sz w:val="19"/>
+              </w:rPr>
+              <w:t>Custom (up to 1 year)</w:t>
+            </w:r>
+          </w:p>
+        </w:tc>
+      </w:tr>
+      <w:tr>
+        <w:tc>
+          <w:tcPr>
+            <w:tcW w:type="dxa" w:w="2160"/>
+            <w:tcMar>
+              <w:top w:w="100" w:type="dxa"/>
+              <w:bottom w:w="100" w:type="dxa"/>
+              <w:left w:w="150" w:type="dxa"/>
+              <w:right w:w="150" w:type="dxa"/>
+            </w:tcMar>
+          </w:tcPr>
+          <w:p>
+            <w:pPr>
+              <w:spacing w:after="0" w:before="0"/>
+            </w:pPr>
+            <w:r>
+              <w:rPr>
+                <w:sz w:val="19"/>
+              </w:rPr>
+              <w:t>**SSO / SAML**</w:t>
+            </w:r>
+          </w:p>
+        </w:tc>
+        <w:tc>
+          <w:tcPr>
+            <w:tcW w:type="dxa" w:w="2160"/>
+            <w:tcMar>
+              <w:top w:w="100" w:type="dxa"/>
+              <w:bottom w:w="100" w:type="dxa"/>
+              <w:left w:w="150" w:type="dxa"/>
+              <w:right w:w="150" w:type="dxa"/>
+            </w:tcMar>
+          </w:tcPr>
+          <w:p>
+            <w:pPr>
+              <w:spacing w:after="0" w:before="0"/>
+            </w:pPr>
+            <w:r>
+              <w:rPr>
+                <w:sz w:val="19"/>
+              </w:rPr>
+              <w:t>❌</w:t>
+            </w:r>
+          </w:p>
+        </w:tc>
+        <w:tc>
+          <w:tcPr>
+            <w:tcW w:type="dxa" w:w="2160"/>
+            <w:tcMar>
+              <w:top w:w="100" w:type="dxa"/>
+              <w:bottom w:w="100" w:type="dxa"/>
+              <w:left w:w="150" w:type="dxa"/>
+              <w:right w:w="150" w:type="dxa"/>
+            </w:tcMar>
+          </w:tcPr>
+          <w:p>
+            <w:pPr>
+              <w:spacing w:after="0" w:before="0"/>
+            </w:pPr>
+            <w:r>
+              <w:rPr>
+                <w:sz w:val="19"/>
+              </w:rPr>
+              <w:t>❌</w:t>
+            </w:r>
+          </w:p>
+        </w:tc>
+        <w:tc>
+          <w:tcPr>
+            <w:tcW w:type="dxa" w:w="2160"/>
+            <w:tcMar>
+              <w:top w:w="100" w:type="dxa"/>
+              <w:bottom w:w="100" w:type="dxa"/>
+              <w:left w:w="150" w:type="dxa"/>
+              <w:right w:w="150" w:type="dxa"/>
+            </w:tcMar>
+          </w:tcPr>
+          <w:p>
+            <w:pPr>
+              <w:spacing w:after="0" w:before="0"/>
+            </w:pPr>
+            <w:r>
+              <w:rPr>
+                <w:sz w:val="19"/>
+              </w:rPr>
+              <w:t>✅</w:t>
+            </w:r>
+          </w:p>
+        </w:tc>
+      </w:tr>
+      <w:tr>
+        <w:tc>
+          <w:tcPr>
+            <w:tcW w:type="dxa" w:w="2160"/>
+            <w:tcMar>
+              <w:top w:w="100" w:type="dxa"/>
+              <w:bottom w:w="100" w:type="dxa"/>
+              <w:left w:w="150" w:type="dxa"/>
+              <w:right w:w="150" w:type="dxa"/>
+            </w:tcMar>
+          </w:tcPr>
+          <w:p>
+            <w:pPr>
+              <w:spacing w:after="0" w:before="0"/>
+            </w:pPr>
+            <w:r>
+              <w:rPr>
+                <w:sz w:val="19"/>
+              </w:rPr>
+              <w:t>**Dedicated Account Manager**</w:t>
+            </w:r>
+          </w:p>
+        </w:tc>
+        <w:tc>
+          <w:tcPr>
+            <w:tcW w:type="dxa" w:w="2160"/>
+            <w:tcMar>
+              <w:top w:w="100" w:type="dxa"/>
+              <w:bottom w:w="100" w:type="dxa"/>
+              <w:left w:w="150" w:type="dxa"/>
+              <w:right w:w="150" w:type="dxa"/>
+            </w:tcMar>
+          </w:tcPr>
+          <w:p>
+            <w:pPr>
+              <w:spacing w:after="0" w:before="0"/>
+            </w:pPr>
+            <w:r>
+              <w:rPr>
+                <w:sz w:val="19"/>
+              </w:rPr>
+              <w:t>❌</w:t>
+            </w:r>
+          </w:p>
+        </w:tc>
+        <w:tc>
+          <w:tcPr>
+            <w:tcW w:type="dxa" w:w="2160"/>
+            <w:tcMar>
+              <w:top w:w="100" w:type="dxa"/>
+              <w:bottom w:w="100" w:type="dxa"/>
+              <w:left w:w="150" w:type="dxa"/>
+              <w:right w:w="150" w:type="dxa"/>
+            </w:tcMar>
+          </w:tcPr>
+          <w:p>
+            <w:pPr>
+              <w:spacing w:after="0" w:before="0"/>
+            </w:pPr>
+            <w:r>
+              <w:rPr>
+                <w:sz w:val="19"/>
+              </w:rPr>
+              <w:t>❌</w:t>
+            </w:r>
+          </w:p>
+        </w:tc>
+        <w:tc>
+          <w:tcPr>
+            <w:tcW w:type="dxa" w:w="2160"/>
+            <w:tcMar>
+              <w:top w:w="100" w:type="dxa"/>
+              <w:bottom w:w="100" w:type="dxa"/>
+              <w:left w:w="150" w:type="dxa"/>
+              <w:right w:w="150" w:type="dxa"/>
+            </w:tcMar>
+          </w:tcPr>
+          <w:p>
+            <w:pPr>
+              <w:spacing w:after="0" w:before="0"/>
+            </w:pPr>
+            <w:r>
+              <w:rPr>
+                <w:sz w:val="19"/>
+              </w:rPr>
+              <w:t>✅</w:t>
+            </w:r>
+          </w:p>
+        </w:tc>
+      </w:tr>
+    </w:tbl>
+    <w:p/>
+    <w:p>
+      <w:pPr>
+        <w:spacing w:before="240" w:after="80"/>
+      </w:pPr>
+      <w:r>
+        <w:rPr>
+          <w:rFonts w:ascii="Arial" w:hAnsi="Arial"/>
+          <w:b/>
+          <w:color w:val="0F172A"/>
+          <w:sz w:val="24"/>
+        </w:rPr>
+        <w:t>Annual Billing Discount</w:t>
+      </w:r>
+    </w:p>
+    <w:p>
+      <w:pPr>
+        <w:pStyle w:val="ListBullet"/>
+        <w:spacing w:after="60"/>
+      </w:pPr>
+      <w:r/>
+      <w:r>
+        <w:rPr>
+          <w:b/>
+        </w:rPr>
+        <w:t>Developer Annual</w:t>
+      </w:r>
+      <w:r>
+        <w:t>: $290/year (save $58 — 2 months free)</w:t>
+      </w:r>
+    </w:p>
+    <w:p>
+      <w:pPr>
+        <w:pStyle w:val="ListBullet"/>
+        <w:spacing w:after="60"/>
+      </w:pPr>
+      <w:r/>
+      <w:r>
+        <w:rPr>
+          <w:b/>
+        </w:rPr>
+        <w:t>Pro Team Annual</w:t>
+      </w:r>
+      <w:r>
+        <w:t>: $1,490/year (save $298 — 2 months free)</w:t>
+      </w:r>
+    </w:p>
+    <w:p>
+      <w:pPr>
+        <w:pStyle w:val="ListBullet"/>
+        <w:spacing w:after="60"/>
+      </w:pPr>
+      <w:r/>
+      <w:r>
+        <w:rPr>
+          <w:b/>
+        </w:rPr>
+        <w:t>Enterprise Annual</w:t>
+      </w:r>
+      <w:r>
+        <w:t>: Custom negotiated pricing</w:t>
       </w:r>
     </w:p>
     <w:p>
       <w:r>
         <w:rPr>
-          <w:rFonts w:ascii="Arial" w:hAnsi="Arial"/>
-          <w:color w:val="334155"/>
-          <w:sz w:val="22"/>
+          <w:color w:val="E2E8F0"/>
         </w:rPr>
-        <w:t>All new subscription plans qualify for a 100% full money-back refund within 30 calendar days of initial purchase.</w:t>
+        <w:t>____________________________________________________</w:t>
       </w:r>
     </w:p>
     <w:p>
-      <w:r>
-        <w:rPr>
-          <w:rFonts w:ascii="Arial" w:hAnsi="Arial"/>
-          <w:color w:val="334155"/>
-          <w:sz w:val="22"/>
-        </w:rPr>
-        <w:t>Refund requests must be submitted via the Billing Portal or by emailing billing@antigravity.ai. Approved refunds are credited back to the original payment method within 3 to 5 business days.</w:t>
-      </w:r>
-    </w:p>
-    <w:p/>
-    <w:p>
+      <w:pPr>
+        <w:spacing w:before="240" w:after="80"/>
+      </w:pPr>
       <w:r>
         <w:rPr>
           <w:rFonts w:ascii="Arial" w:hAnsi="Arial"/>
@@ -99,40 +1114,1154 @@
           <w:color w:val="4F46E5"/>
           <w:sz w:val="28"/>
         </w:rPr>
-        <w:t>3. Cancellation &amp; Automated GDPR / SOC 2 Data Purging</w:t>
+        <w:t>💰 Refund Policy</w:t>
+      </w:r>
+    </w:p>
+    <w:p>
+      <w:pPr>
+        <w:spacing w:before="240" w:after="80"/>
+      </w:pPr>
+      <w:r>
+        <w:rPr>
+          <w:rFonts w:ascii="Arial" w:hAnsi="Arial"/>
+          <w:b/>
+          <w:color w:val="0F172A"/>
+          <w:sz w:val="24"/>
+        </w:rPr>
+        <w:t>30-Day Unconditional Money-Back Guarantee</w:t>
+      </w:r>
+    </w:p>
+    <w:p>
+      <w:pPr>
+        <w:spacing w:after="120" w:line="276" w:lineRule="auto"/>
+      </w:pPr>
+      <w:r>
+        <w:t xml:space="preserve">All new subscriptions (Developer, Pro Team, and Enterprise) are covered by a </w:t>
+      </w:r>
+      <w:r>
+        <w:rPr>
+          <w:b/>
+        </w:rPr>
+        <w:t>30-day unconditional refund guarantee</w:t>
+      </w:r>
+      <w:r>
+        <w:t>:</w:t>
+      </w:r>
+    </w:p>
+    <w:p>
+      <w:pPr>
+        <w:pStyle w:val="ListBullet"/>
+        <w:spacing w:after="60"/>
+      </w:pPr>
+      <w:r/>
+      <w:r>
+        <w:rPr>
+          <w:b/>
+        </w:rPr>
+        <w:t>Eligibility</w:t>
+      </w:r>
+      <w:r>
+        <w:t xml:space="preserve">: Refund request must be submitted within </w:t>
+      </w:r>
+      <w:r>
+        <w:rPr>
+          <w:b/>
+        </w:rPr>
+        <w:t>30 calendar days</w:t>
+      </w:r>
+      <w:r>
+        <w:t xml:space="preserve"> of the initial charge date.</w:t>
+      </w:r>
+    </w:p>
+    <w:p>
+      <w:pPr>
+        <w:pStyle w:val="ListBullet"/>
+        <w:spacing w:after="60"/>
+      </w:pPr>
+      <w:r/>
+      <w:r>
+        <w:rPr>
+          <w:b/>
+        </w:rPr>
+        <w:t>Refund Amount</w:t>
+      </w:r>
+      <w:r>
+        <w:t>: 100% of the subscription fee paid (no pro-rating for partial months).</w:t>
+      </w:r>
+    </w:p>
+    <w:p>
+      <w:pPr>
+        <w:pStyle w:val="ListBullet"/>
+        <w:spacing w:after="60"/>
+      </w:pPr>
+      <w:r/>
+      <w:r>
+        <w:rPr>
+          <w:b/>
+        </w:rPr>
+        <w:t>Processing Time</w:t>
+      </w:r>
+      <w:r>
+        <w:t xml:space="preserve">: Refunds are processed to the original payment method within </w:t>
+      </w:r>
+      <w:r>
+        <w:rPr>
+          <w:b/>
+        </w:rPr>
+        <w:t>3–5 business days</w:t>
+      </w:r>
+      <w:r>
+        <w:t>.</w:t>
+      </w:r>
+    </w:p>
+    <w:p>
+      <w:pPr>
+        <w:pStyle w:val="ListBullet"/>
+        <w:spacing w:after="60"/>
+      </w:pPr>
+      <w:r/>
+      <w:r>
+        <w:rPr>
+          <w:b/>
+        </w:rPr>
+        <w:t>How to Request</w:t>
+      </w:r>
+      <w:r>
+        <w:t>: Email `billing@antigravity.ai` with your account email and order/invoice ID.</w:t>
+      </w:r>
+    </w:p>
+    <w:p>
+      <w:pPr>
+        <w:spacing w:before="240" w:after="80"/>
+      </w:pPr>
+      <w:r>
+        <w:rPr>
+          <w:rFonts w:ascii="Arial" w:hAnsi="Arial"/>
+          <w:b/>
+          <w:color w:val="0F172A"/>
+          <w:sz w:val="24"/>
+        </w:rPr>
+        <w:t>Refund Exceptions</w:t>
+      </w:r>
+    </w:p>
+    <w:p>
+      <w:pPr>
+        <w:spacing w:after="120" w:line="276" w:lineRule="auto"/>
+      </w:pPr>
+      <w:r>
+        <w:t xml:space="preserve">The following are </w:t>
+      </w:r>
+      <w:r>
+        <w:rPr>
+          <w:b/>
+        </w:rPr>
+        <w:t>not eligible</w:t>
+      </w:r>
+      <w:r>
+        <w:t xml:space="preserve"> for refund:</w:t>
+      </w:r>
+    </w:p>
+    <w:p>
+      <w:pPr>
+        <w:pStyle w:val="ListBullet"/>
+        <w:spacing w:after="60"/>
+      </w:pPr>
+      <w:r>
+        <w:t>Subscriptions renewed after the initial 30-day period.</w:t>
+      </w:r>
+    </w:p>
+    <w:p>
+      <w:pPr>
+        <w:pStyle w:val="ListBullet"/>
+        <w:spacing w:after="60"/>
+      </w:pPr>
+      <w:r>
+        <w:t>Add-on purchases (extra storage, dedicated model router) after activation.</w:t>
+      </w:r>
+    </w:p>
+    <w:p>
+      <w:pPr>
+        <w:pStyle w:val="ListBullet"/>
+        <w:spacing w:after="60"/>
+      </w:pPr>
+      <w:r>
+        <w:t>Enterprise contracts with custom negotiated terms (governed by individual MSA).</w:t>
+      </w:r>
+    </w:p>
+    <w:p>
+      <w:pPr>
+        <w:spacing w:before="240" w:after="80"/>
+      </w:pPr>
+      <w:r>
+        <w:rPr>
+          <w:rFonts w:ascii="Arial" w:hAnsi="Arial"/>
+          <w:b/>
+          <w:color w:val="0F172A"/>
+          <w:sz w:val="24"/>
+        </w:rPr>
+        <w:t>Partial Refund (Pro-Rated)</w:t>
+      </w:r>
+    </w:p>
+    <w:p>
+      <w:pPr>
+        <w:spacing w:after="120" w:line="276" w:lineRule="auto"/>
+      </w:pPr>
+      <w:r>
+        <w:t xml:space="preserve">For annual subscriptions cancelled after the 30-day guarantee period, a </w:t>
+      </w:r>
+      <w:r>
+        <w:rPr>
+          <w:b/>
+        </w:rPr>
+        <w:t>pro-rated refund</w:t>
+      </w:r>
+      <w:r>
+        <w:t xml:space="preserve"> for unused full months is available upon request. A 10% early termination fee applies.</w:t>
       </w:r>
     </w:p>
     <w:p>
       <w:r>
         <w:rPr>
+          <w:color w:val="E2E8F0"/>
+        </w:rPr>
+        <w:t>____________________________________________________</w:t>
+      </w:r>
+    </w:p>
+    <w:p>
+      <w:pPr>
+        <w:spacing w:before="240" w:after="80"/>
+      </w:pPr>
+      <w:r>
+        <w:rPr>
           <w:rFonts w:ascii="Arial" w:hAnsi="Arial"/>
-          <w:color w:val="334155"/>
-          <w:sz w:val="22"/>
+          <w:b/>
+          <w:color w:val="4F46E5"/>
+          <w:sz w:val="28"/>
         </w:rPr>
-        <w:t>Subscribers may cancel their subscription anytime via Account Settings -&gt; Subscription -&gt; Cancel Plan. Access remains active through the current billing period.</w:t>
+        <w:t>🔄 Cancellation &amp; Account Closure</w:t>
+      </w:r>
+    </w:p>
+    <w:p>
+      <w:pPr>
+        <w:spacing w:before="240" w:after="80"/>
+      </w:pPr>
+      <w:r>
+        <w:rPr>
+          <w:rFonts w:ascii="Arial" w:hAnsi="Arial"/>
+          <w:b/>
+          <w:color w:val="0F172A"/>
+          <w:sz w:val="24"/>
+        </w:rPr>
+        <w:t>How to Cancel</w:t>
+      </w:r>
+    </w:p>
+    <w:p>
+      <w:pPr>
+        <w:pStyle w:val="ListNumber"/>
+        <w:spacing w:after="60"/>
+      </w:pPr>
+      <w:r/>
+      <w:r>
+        <w:rPr>
+          <w:b/>
+        </w:rPr>
+        <w:t>Self-Service</w:t>
+      </w:r>
+      <w:r>
+        <w:t xml:space="preserve">: Navigate to </w:t>
+      </w:r>
+      <w:r>
+        <w:rPr>
+          <w:b/>
+        </w:rPr>
+        <w:t>Settings → Subscription → Cancel Plan</w:t>
+      </w:r>
+      <w:r>
+        <w:t xml:space="preserve"> in the admin dashboard.</w:t>
+      </w:r>
+    </w:p>
+    <w:p>
+      <w:pPr>
+        <w:pStyle w:val="ListNumber"/>
+        <w:spacing w:after="60"/>
+      </w:pPr>
+      <w:r/>
+      <w:r>
+        <w:rPr>
+          <w:b/>
+        </w:rPr>
+        <w:t>Email Support</w:t>
+      </w:r>
+      <w:r>
+        <w:t>: Send cancellation request to `billing@antigravity.ai`.</w:t>
+      </w:r>
+    </w:p>
+    <w:p>
+      <w:pPr>
+        <w:pStyle w:val="ListNumber"/>
+        <w:spacing w:after="60"/>
+      </w:pPr>
+      <w:r/>
+      <w:r>
+        <w:rPr>
+          <w:b/>
+        </w:rPr>
+        <w:t>Enterprise Customers</w:t>
+      </w:r>
+      <w:r>
+        <w:t>: Contact your dedicated Account Manager or email `enterprise-support@antigravity.ai`.</w:t>
+      </w:r>
+    </w:p>
+    <w:p>
+      <w:pPr>
+        <w:spacing w:before="240" w:after="80"/>
+      </w:pPr>
+      <w:r>
+        <w:rPr>
+          <w:rFonts w:ascii="Arial" w:hAnsi="Arial"/>
+          <w:b/>
+          <w:color w:val="0F172A"/>
+          <w:sz w:val="24"/>
+        </w:rPr>
+        <w:t>What Happens After Cancellation</w:t>
+      </w:r>
+    </w:p>
+    <w:tbl>
+      <w:tblPr>
+        <w:tblStyle w:val="TableGrid"/>
+        <w:tblW w:type="auto" w:w="0"/>
+        <w:jc w:val="center"/>
+        <w:tblLook w:firstColumn="1" w:firstRow="1" w:lastColumn="0" w:lastRow="0" w:noHBand="0" w:noVBand="1" w:val="04A0"/>
+      </w:tblPr>
+      <w:tblGrid>
+        <w:gridCol w:w="4320"/>
+        <w:gridCol w:w="4320"/>
+      </w:tblGrid>
+      <w:tr>
+        <w:tc>
+          <w:tcPr>
+            <w:tcW w:type="dxa" w:w="4320"/>
+            <w:tcMar>
+              <w:top w:w="120" w:type="dxa"/>
+              <w:bottom w:w="120" w:type="dxa"/>
+              <w:left w:w="150" w:type="dxa"/>
+              <w:right w:w="150" w:type="dxa"/>
+            </w:tcMar>
+          </w:tcPr>
+          <w:p>
+            <w:pPr>
+              <w:spacing w:after="0" w:before="0"/>
+            </w:pPr>
+            <w:r>
+              <w:rPr>
+                <w:b/>
+                <w:color w:val="0F172A"/>
+                <w:sz w:val="19"/>
+              </w:rPr>
+              <w:t>Timeline</w:t>
+            </w:r>
+          </w:p>
+        </w:tc>
+        <w:tc>
+          <w:tcPr>
+            <w:tcW w:type="dxa" w:w="4320"/>
+            <w:tcMar>
+              <w:top w:w="120" w:type="dxa"/>
+              <w:bottom w:w="120" w:type="dxa"/>
+              <w:left w:w="150" w:type="dxa"/>
+              <w:right w:w="150" w:type="dxa"/>
+            </w:tcMar>
+          </w:tcPr>
+          <w:p>
+            <w:pPr>
+              <w:spacing w:after="0" w:before="0"/>
+            </w:pPr>
+            <w:r>
+              <w:rPr>
+                <w:b/>
+                <w:color w:val="0F172A"/>
+                <w:sz w:val="19"/>
+              </w:rPr>
+              <w:t>Action</w:t>
+            </w:r>
+          </w:p>
+        </w:tc>
+      </w:tr>
+      <w:tr>
+        <w:tc>
+          <w:tcPr>
+            <w:tcW w:type="dxa" w:w="4320"/>
+            <w:tcMar>
+              <w:top w:w="100" w:type="dxa"/>
+              <w:bottom w:w="100" w:type="dxa"/>
+              <w:left w:w="150" w:type="dxa"/>
+              <w:right w:w="150" w:type="dxa"/>
+            </w:tcMar>
+          </w:tcPr>
+          <w:p>
+            <w:pPr>
+              <w:spacing w:after="0" w:before="0"/>
+            </w:pPr>
+            <w:r>
+              <w:rPr>
+                <w:sz w:val="19"/>
+              </w:rPr>
+              <w:t>**Immediately**</w:t>
+            </w:r>
+          </w:p>
+        </w:tc>
+        <w:tc>
+          <w:tcPr>
+            <w:tcW w:type="dxa" w:w="4320"/>
+            <w:tcMar>
+              <w:top w:w="100" w:type="dxa"/>
+              <w:bottom w:w="100" w:type="dxa"/>
+              <w:left w:w="150" w:type="dxa"/>
+              <w:right w:w="150" w:type="dxa"/>
+            </w:tcMar>
+          </w:tcPr>
+          <w:p>
+            <w:pPr>
+              <w:spacing w:after="0" w:before="0"/>
+            </w:pPr>
+            <w:r>
+              <w:rPr>
+                <w:sz w:val="19"/>
+              </w:rPr>
+              <w:t>Auto-renewal is stopped; no further charges</w:t>
+            </w:r>
+          </w:p>
+        </w:tc>
+      </w:tr>
+      <w:tr>
+        <w:tc>
+          <w:tcPr>
+            <w:tcW w:type="dxa" w:w="4320"/>
+            <w:tcMar>
+              <w:top w:w="100" w:type="dxa"/>
+              <w:bottom w:w="100" w:type="dxa"/>
+              <w:left w:w="150" w:type="dxa"/>
+              <w:right w:w="150" w:type="dxa"/>
+            </w:tcMar>
+          </w:tcPr>
+          <w:p>
+            <w:pPr>
+              <w:spacing w:after="0" w:before="0"/>
+            </w:pPr>
+            <w:r>
+              <w:rPr>
+                <w:sz w:val="19"/>
+              </w:rPr>
+              <w:t>**Until billing period ends**</w:t>
+            </w:r>
+          </w:p>
+        </w:tc>
+        <w:tc>
+          <w:tcPr>
+            <w:tcW w:type="dxa" w:w="4320"/>
+            <w:tcMar>
+              <w:top w:w="100" w:type="dxa"/>
+              <w:bottom w:w="100" w:type="dxa"/>
+              <w:left w:w="150" w:type="dxa"/>
+              <w:right w:w="150" w:type="dxa"/>
+            </w:tcMar>
+          </w:tcPr>
+          <w:p>
+            <w:pPr>
+              <w:spacing w:after="0" w:before="0"/>
+            </w:pPr>
+            <w:r>
+              <w:rPr>
+                <w:sz w:val="19"/>
+              </w:rPr>
+              <w:t>Full access to all features continues</w:t>
+            </w:r>
+          </w:p>
+        </w:tc>
+      </w:tr>
+      <w:tr>
+        <w:tc>
+          <w:tcPr>
+            <w:tcW w:type="dxa" w:w="4320"/>
+            <w:tcMar>
+              <w:top w:w="100" w:type="dxa"/>
+              <w:bottom w:w="100" w:type="dxa"/>
+              <w:left w:w="150" w:type="dxa"/>
+              <w:right w:w="150" w:type="dxa"/>
+            </w:tcMar>
+          </w:tcPr>
+          <w:p>
+            <w:pPr>
+              <w:spacing w:after="0" w:before="0"/>
+            </w:pPr>
+            <w:r>
+              <w:rPr>
+                <w:sz w:val="19"/>
+              </w:rPr>
+              <w:t>**Billing period ends**</w:t>
+            </w:r>
+          </w:p>
+        </w:tc>
+        <w:tc>
+          <w:tcPr>
+            <w:tcW w:type="dxa" w:w="4320"/>
+            <w:tcMar>
+              <w:top w:w="100" w:type="dxa"/>
+              <w:bottom w:w="100" w:type="dxa"/>
+              <w:left w:w="150" w:type="dxa"/>
+              <w:right w:w="150" w:type="dxa"/>
+            </w:tcMar>
+          </w:tcPr>
+          <w:p>
+            <w:pPr>
+              <w:spacing w:after="0" w:before="0"/>
+            </w:pPr>
+            <w:r>
+              <w:rPr>
+                <w:sz w:val="19"/>
+              </w:rPr>
+              <w:t>Account switches to read-only mode (can export data)</w:t>
+            </w:r>
+          </w:p>
+        </w:tc>
+      </w:tr>
+      <w:tr>
+        <w:tc>
+          <w:tcPr>
+            <w:tcW w:type="dxa" w:w="4320"/>
+            <w:tcMar>
+              <w:top w:w="100" w:type="dxa"/>
+              <w:bottom w:w="100" w:type="dxa"/>
+              <w:left w:w="150" w:type="dxa"/>
+              <w:right w:w="150" w:type="dxa"/>
+            </w:tcMar>
+          </w:tcPr>
+          <w:p>
+            <w:pPr>
+              <w:spacing w:after="0" w:before="0"/>
+            </w:pPr>
+            <w:r>
+              <w:rPr>
+                <w:sz w:val="19"/>
+              </w:rPr>
+              <w:t>**30 days post-expiry (Developer/Pro)**</w:t>
+            </w:r>
+          </w:p>
+        </w:tc>
+        <w:tc>
+          <w:tcPr>
+            <w:tcW w:type="dxa" w:w="4320"/>
+            <w:tcMar>
+              <w:top w:w="100" w:type="dxa"/>
+              <w:bottom w:w="100" w:type="dxa"/>
+              <w:left w:w="150" w:type="dxa"/>
+              <w:right w:w="150" w:type="dxa"/>
+            </w:tcMar>
+          </w:tcPr>
+          <w:p>
+            <w:pPr>
+              <w:spacing w:after="0" w:before="0"/>
+            </w:pPr>
+            <w:r>
+              <w:rPr>
+                <w:sz w:val="19"/>
+              </w:rPr>
+              <w:t>All uploaded documents, vector embeddings, chat history, and analytics data are permanently purged</w:t>
+            </w:r>
+          </w:p>
+        </w:tc>
+      </w:tr>
+      <w:tr>
+        <w:tc>
+          <w:tcPr>
+            <w:tcW w:type="dxa" w:w="4320"/>
+            <w:tcMar>
+              <w:top w:w="100" w:type="dxa"/>
+              <w:bottom w:w="100" w:type="dxa"/>
+              <w:left w:w="150" w:type="dxa"/>
+              <w:right w:w="150" w:type="dxa"/>
+            </w:tcMar>
+          </w:tcPr>
+          <w:p>
+            <w:pPr>
+              <w:spacing w:after="0" w:before="0"/>
+            </w:pPr>
+            <w:r>
+              <w:rPr>
+                <w:sz w:val="19"/>
+              </w:rPr>
+              <w:t>**60 days post-expiry (Enterprise)**</w:t>
+            </w:r>
+          </w:p>
+        </w:tc>
+        <w:tc>
+          <w:tcPr>
+            <w:tcW w:type="dxa" w:w="4320"/>
+            <w:tcMar>
+              <w:top w:w="100" w:type="dxa"/>
+              <w:bottom w:w="100" w:type="dxa"/>
+              <w:left w:w="150" w:type="dxa"/>
+              <w:right w:w="150" w:type="dxa"/>
+            </w:tcMar>
+          </w:tcPr>
+          <w:p>
+            <w:pPr>
+              <w:spacing w:after="0" w:before="0"/>
+            </w:pPr>
+            <w:r>
+              <w:rPr>
+                <w:sz w:val="19"/>
+              </w:rPr>
+              <w:t>Data purge (unless custom retention agreement exists)</w:t>
+            </w:r>
+          </w:p>
+        </w:tc>
+      </w:tr>
+    </w:tbl>
+    <w:p/>
+    <w:p>
+      <w:r>
+        <w:rPr>
+          <w:color w:val="E2E8F0"/>
+        </w:rPr>
+        <w:t>____________________________________________________</w:t>
+      </w:r>
+    </w:p>
+    <w:p>
+      <w:pPr>
+        <w:spacing w:before="240" w:after="80"/>
+      </w:pPr>
+      <w:r>
+        <w:rPr>
+          <w:rFonts w:ascii="Arial" w:hAnsi="Arial"/>
+          <w:b/>
+          <w:color w:val="4F46E5"/>
+          <w:sz w:val="28"/>
+        </w:rPr>
+        <w:t>🔒 Data Privacy &amp; Compliance</w:t>
+      </w:r>
+    </w:p>
+    <w:p>
+      <w:pPr>
+        <w:spacing w:before="240" w:after="80"/>
+      </w:pPr>
+      <w:r>
+        <w:rPr>
+          <w:rFonts w:ascii="Arial" w:hAnsi="Arial"/>
+          <w:b/>
+          <w:color w:val="0F172A"/>
+          <w:sz w:val="24"/>
+        </w:rPr>
+        <w:t>Regulatory Compliance</w:t>
+      </w:r>
+    </w:p>
+    <w:tbl>
+      <w:tblPr>
+        <w:tblStyle w:val="TableGrid"/>
+        <w:tblW w:type="auto" w:w="0"/>
+        <w:jc w:val="center"/>
+        <w:tblLook w:firstColumn="1" w:firstRow="1" w:lastColumn="0" w:lastRow="0" w:noHBand="0" w:noVBand="1" w:val="04A0"/>
+      </w:tblPr>
+      <w:tblGrid>
+        <w:gridCol w:w="2880"/>
+        <w:gridCol w:w="2880"/>
+        <w:gridCol w:w="2880"/>
+      </w:tblGrid>
+      <w:tr>
+        <w:tc>
+          <w:tcPr>
+            <w:tcW w:type="dxa" w:w="2880"/>
+            <w:tcMar>
+              <w:top w:w="120" w:type="dxa"/>
+              <w:bottom w:w="120" w:type="dxa"/>
+              <w:left w:w="150" w:type="dxa"/>
+              <w:right w:w="150" w:type="dxa"/>
+            </w:tcMar>
+          </w:tcPr>
+          <w:p>
+            <w:pPr>
+              <w:spacing w:after="0" w:before="0"/>
+            </w:pPr>
+            <w:r>
+              <w:rPr>
+                <w:b/>
+                <w:color w:val="0F172A"/>
+                <w:sz w:val="19"/>
+              </w:rPr>
+              <w:t>Standard</w:t>
+            </w:r>
+          </w:p>
+        </w:tc>
+        <w:tc>
+          <w:tcPr>
+            <w:tcW w:type="dxa" w:w="2880"/>
+            <w:tcMar>
+              <w:top w:w="120" w:type="dxa"/>
+              <w:bottom w:w="120" w:type="dxa"/>
+              <w:left w:w="150" w:type="dxa"/>
+              <w:right w:w="150" w:type="dxa"/>
+            </w:tcMar>
+          </w:tcPr>
+          <w:p>
+            <w:pPr>
+              <w:spacing w:after="0" w:before="0"/>
+            </w:pPr>
+            <w:r>
+              <w:rPr>
+                <w:b/>
+                <w:color w:val="0F172A"/>
+                <w:sz w:val="19"/>
+              </w:rPr>
+              <w:t>Status</w:t>
+            </w:r>
+          </w:p>
+        </w:tc>
+        <w:tc>
+          <w:tcPr>
+            <w:tcW w:type="dxa" w:w="2880"/>
+            <w:tcMar>
+              <w:top w:w="120" w:type="dxa"/>
+              <w:bottom w:w="120" w:type="dxa"/>
+              <w:left w:w="150" w:type="dxa"/>
+              <w:right w:w="150" w:type="dxa"/>
+            </w:tcMar>
+          </w:tcPr>
+          <w:p>
+            <w:pPr>
+              <w:spacing w:after="0" w:before="0"/>
+            </w:pPr>
+            <w:r>
+              <w:rPr>
+                <w:b/>
+                <w:color w:val="0F172A"/>
+                <w:sz w:val="19"/>
+              </w:rPr>
+              <w:t>Certification</w:t>
+            </w:r>
+          </w:p>
+        </w:tc>
+      </w:tr>
+      <w:tr>
+        <w:tc>
+          <w:tcPr>
+            <w:tcW w:type="dxa" w:w="2880"/>
+            <w:tcMar>
+              <w:top w:w="100" w:type="dxa"/>
+              <w:bottom w:w="100" w:type="dxa"/>
+              <w:left w:w="150" w:type="dxa"/>
+              <w:right w:w="150" w:type="dxa"/>
+            </w:tcMar>
+          </w:tcPr>
+          <w:p>
+            <w:pPr>
+              <w:spacing w:after="0" w:before="0"/>
+            </w:pPr>
+            <w:r>
+              <w:rPr>
+                <w:sz w:val="19"/>
+              </w:rPr>
+              <w:t>**GDPR (EU)**</w:t>
+            </w:r>
+          </w:p>
+        </w:tc>
+        <w:tc>
+          <w:tcPr>
+            <w:tcW w:type="dxa" w:w="2880"/>
+            <w:tcMar>
+              <w:top w:w="100" w:type="dxa"/>
+              <w:bottom w:w="100" w:type="dxa"/>
+              <w:left w:w="150" w:type="dxa"/>
+              <w:right w:w="150" w:type="dxa"/>
+            </w:tcMar>
+          </w:tcPr>
+          <w:p>
+            <w:pPr>
+              <w:spacing w:after="0" w:before="0"/>
+            </w:pPr>
+            <w:r>
+              <w:rPr>
+                <w:sz w:val="19"/>
+              </w:rPr>
+              <w:t>✅ Compliant</w:t>
+            </w:r>
+          </w:p>
+        </w:tc>
+        <w:tc>
+          <w:tcPr>
+            <w:tcW w:type="dxa" w:w="2880"/>
+            <w:tcMar>
+              <w:top w:w="100" w:type="dxa"/>
+              <w:bottom w:w="100" w:type="dxa"/>
+              <w:left w:w="150" w:type="dxa"/>
+              <w:right w:w="150" w:type="dxa"/>
+            </w:tcMar>
+          </w:tcPr>
+          <w:p>
+            <w:pPr>
+              <w:spacing w:after="0" w:before="0"/>
+            </w:pPr>
+            <w:r>
+              <w:rPr>
+                <w:sz w:val="19"/>
+              </w:rPr>
+              <w:t>Data Processing Agreement (DPA) available on request</w:t>
+            </w:r>
+          </w:p>
+        </w:tc>
+      </w:tr>
+      <w:tr>
+        <w:tc>
+          <w:tcPr>
+            <w:tcW w:type="dxa" w:w="2880"/>
+            <w:tcMar>
+              <w:top w:w="100" w:type="dxa"/>
+              <w:bottom w:w="100" w:type="dxa"/>
+              <w:left w:w="150" w:type="dxa"/>
+              <w:right w:w="150" w:type="dxa"/>
+            </w:tcMar>
+          </w:tcPr>
+          <w:p>
+            <w:pPr>
+              <w:spacing w:after="0" w:before="0"/>
+            </w:pPr>
+            <w:r>
+              <w:rPr>
+                <w:sz w:val="19"/>
+              </w:rPr>
+              <w:t>**SOC 2 Type II**</w:t>
+            </w:r>
+          </w:p>
+        </w:tc>
+        <w:tc>
+          <w:tcPr>
+            <w:tcW w:type="dxa" w:w="2880"/>
+            <w:tcMar>
+              <w:top w:w="100" w:type="dxa"/>
+              <w:bottom w:w="100" w:type="dxa"/>
+              <w:left w:w="150" w:type="dxa"/>
+              <w:right w:w="150" w:type="dxa"/>
+            </w:tcMar>
+          </w:tcPr>
+          <w:p>
+            <w:pPr>
+              <w:spacing w:after="0" w:before="0"/>
+            </w:pPr>
+            <w:r>
+              <w:rPr>
+                <w:sz w:val="19"/>
+              </w:rPr>
+              <w:t>✅ Certified</w:t>
+            </w:r>
+          </w:p>
+        </w:tc>
+        <w:tc>
+          <w:tcPr>
+            <w:tcW w:type="dxa" w:w="2880"/>
+            <w:tcMar>
+              <w:top w:w="100" w:type="dxa"/>
+              <w:bottom w:w="100" w:type="dxa"/>
+              <w:left w:w="150" w:type="dxa"/>
+              <w:right w:w="150" w:type="dxa"/>
+            </w:tcMar>
+          </w:tcPr>
+          <w:p>
+            <w:pPr>
+              <w:spacing w:after="0" w:before="0"/>
+            </w:pPr>
+            <w:r>
+              <w:rPr>
+                <w:sz w:val="19"/>
+              </w:rPr>
+              <w:t>Annual audit by independent auditor</w:t>
+            </w:r>
+          </w:p>
+        </w:tc>
+      </w:tr>
+      <w:tr>
+        <w:tc>
+          <w:tcPr>
+            <w:tcW w:type="dxa" w:w="2880"/>
+            <w:tcMar>
+              <w:top w:w="100" w:type="dxa"/>
+              <w:bottom w:w="100" w:type="dxa"/>
+              <w:left w:w="150" w:type="dxa"/>
+              <w:right w:w="150" w:type="dxa"/>
+            </w:tcMar>
+          </w:tcPr>
+          <w:p>
+            <w:pPr>
+              <w:spacing w:after="0" w:before="0"/>
+            </w:pPr>
+            <w:r>
+              <w:rPr>
+                <w:sz w:val="19"/>
+              </w:rPr>
+              <w:t>**CCPA (California)**</w:t>
+            </w:r>
+          </w:p>
+        </w:tc>
+        <w:tc>
+          <w:tcPr>
+            <w:tcW w:type="dxa" w:w="2880"/>
+            <w:tcMar>
+              <w:top w:w="100" w:type="dxa"/>
+              <w:bottom w:w="100" w:type="dxa"/>
+              <w:left w:w="150" w:type="dxa"/>
+              <w:right w:w="150" w:type="dxa"/>
+            </w:tcMar>
+          </w:tcPr>
+          <w:p>
+            <w:pPr>
+              <w:spacing w:after="0" w:before="0"/>
+            </w:pPr>
+            <w:r>
+              <w:rPr>
+                <w:sz w:val="19"/>
+              </w:rPr>
+              <w:t>✅ Compliant</w:t>
+            </w:r>
+          </w:p>
+        </w:tc>
+        <w:tc>
+          <w:tcPr>
+            <w:tcW w:type="dxa" w:w="2880"/>
+            <w:tcMar>
+              <w:top w:w="100" w:type="dxa"/>
+              <w:bottom w:w="100" w:type="dxa"/>
+              <w:left w:w="150" w:type="dxa"/>
+              <w:right w:w="150" w:type="dxa"/>
+            </w:tcMar>
+          </w:tcPr>
+          <w:p>
+            <w:pPr>
+              <w:spacing w:after="0" w:before="0"/>
+            </w:pPr>
+            <w:r>
+              <w:rPr>
+                <w:sz w:val="19"/>
+              </w:rPr>
+              <w:t>Privacy policy updated quarterly</w:t>
+            </w:r>
+          </w:p>
+        </w:tc>
+      </w:tr>
+      <w:tr>
+        <w:tc>
+          <w:tcPr>
+            <w:tcW w:type="dxa" w:w="2880"/>
+            <w:tcMar>
+              <w:top w:w="100" w:type="dxa"/>
+              <w:bottom w:w="100" w:type="dxa"/>
+              <w:left w:w="150" w:type="dxa"/>
+              <w:right w:w="150" w:type="dxa"/>
+            </w:tcMar>
+          </w:tcPr>
+          <w:p>
+            <w:pPr>
+              <w:spacing w:after="0" w:before="0"/>
+            </w:pPr>
+            <w:r>
+              <w:rPr>
+                <w:sz w:val="19"/>
+              </w:rPr>
+              <w:t>**HIPAA**</w:t>
+            </w:r>
+          </w:p>
+        </w:tc>
+        <w:tc>
+          <w:tcPr>
+            <w:tcW w:type="dxa" w:w="2880"/>
+            <w:tcMar>
+              <w:top w:w="100" w:type="dxa"/>
+              <w:bottom w:w="100" w:type="dxa"/>
+              <w:left w:w="150" w:type="dxa"/>
+              <w:right w:w="150" w:type="dxa"/>
+            </w:tcMar>
+          </w:tcPr>
+          <w:p>
+            <w:pPr>
+              <w:spacing w:after="0" w:before="0"/>
+            </w:pPr>
+            <w:r>
+              <w:rPr>
+                <w:sz w:val="19"/>
+              </w:rPr>
+              <w:t>🔄 In Progress</w:t>
+            </w:r>
+          </w:p>
+        </w:tc>
+        <w:tc>
+          <w:tcPr>
+            <w:tcW w:type="dxa" w:w="2880"/>
+            <w:tcMar>
+              <w:top w:w="100" w:type="dxa"/>
+              <w:bottom w:w="100" w:type="dxa"/>
+              <w:left w:w="150" w:type="dxa"/>
+              <w:right w:w="150" w:type="dxa"/>
+            </w:tcMar>
+          </w:tcPr>
+          <w:p>
+            <w:pPr>
+              <w:spacing w:after="0" w:before="0"/>
+            </w:pPr>
+            <w:r>
+              <w:rPr>
+                <w:sz w:val="19"/>
+              </w:rPr>
+              <w:t>BAA available for Enterprise Healthcare customers (Q4 2026)</w:t>
+            </w:r>
+          </w:p>
+        </w:tc>
+      </w:tr>
+    </w:tbl>
+    <w:p/>
+    <w:p>
+      <w:pPr>
+        <w:spacing w:before="240" w:after="80"/>
+      </w:pPr>
+      <w:r>
+        <w:rPr>
+          <w:rFonts w:ascii="Arial" w:hAnsi="Arial"/>
+          <w:b/>
+          <w:color w:val="0F172A"/>
+          <w:sz w:val="24"/>
+        </w:rPr>
+        <w:t>Right to Data Portability</w:t>
+      </w:r>
+    </w:p>
+    <w:p>
+      <w:pPr>
+        <w:spacing w:after="120" w:line="276" w:lineRule="auto"/>
+      </w:pPr>
+      <w:r>
+        <w:t xml:space="preserve">Customers may export all uploaded documents, chat transcripts, and analytics data at any time via </w:t>
+      </w:r>
+      <w:r>
+        <w:rPr>
+          <w:b/>
+        </w:rPr>
+        <w:t>Settings → Data Export</w:t>
+      </w:r>
+      <w:r>
+        <w:t>. Exports are delivered as a ZIP archive containing:</w:t>
+      </w:r>
+    </w:p>
+    <w:p>
+      <w:pPr>
+        <w:pStyle w:val="ListBullet"/>
+        <w:spacing w:after="60"/>
+      </w:pPr>
+      <w:r>
+        <w:t>Original uploaded files (PDF, DOCX, TXT, MD)</w:t>
+      </w:r>
+    </w:p>
+    <w:p>
+      <w:pPr>
+        <w:pStyle w:val="ListBullet"/>
+        <w:spacing w:after="60"/>
+      </w:pPr>
+      <w:r>
+        <w:t>Chat history in JSON format</w:t>
+      </w:r>
+    </w:p>
+    <w:p>
+      <w:pPr>
+        <w:pStyle w:val="ListBullet"/>
+        <w:spacing w:after="60"/>
+      </w:pPr>
+      <w:r>
+        <w:t>Analytics summary in CSV format</w:t>
+      </w:r>
+    </w:p>
+    <w:p>
+      <w:pPr>
+        <w:spacing w:before="240" w:after="80"/>
+      </w:pPr>
+      <w:r>
+        <w:rPr>
+          <w:rFonts w:ascii="Arial" w:hAnsi="Arial"/>
+          <w:b/>
+          <w:color w:val="0F172A"/>
+          <w:sz w:val="24"/>
+        </w:rPr>
+        <w:t>Right to Erasure (GDPR Article 17)</w:t>
+      </w:r>
+    </w:p>
+    <w:p>
+      <w:pPr>
+        <w:spacing w:after="120" w:line="276" w:lineRule="auto"/>
+      </w:pPr>
+      <w:r>
+        <w:t xml:space="preserve">Upon written request to `privacy@antigravity.ai`, all personal data, uploaded documents, vector embeddings, and chat logs will be permanently deleted within </w:t>
+      </w:r>
+      <w:r>
+        <w:rPr>
+          <w:b/>
+        </w:rPr>
+        <w:t>14 business days</w:t>
+      </w:r>
+      <w:r>
+        <w:t>. Confirmation of deletion is provided via email.</w:t>
       </w:r>
     </w:p>
     <w:p>
       <w:r>
         <w:rPr>
-          <w:rFonts w:ascii="Arial" w:hAnsi="Arial"/>
-          <w:color w:val="334155"/>
-          <w:sz w:val="22"/>
+          <w:color w:val="E2E8F0"/>
         </w:rPr>
-        <w:t>Grace Period (Days 0-30): Documents and vector embeddings remain safely archived for instant account reactivation.</w:t>
+        <w:t>____________________________________________________</w:t>
       </w:r>
     </w:p>
     <w:p>
+      <w:pPr>
+        <w:spacing w:before="240" w:after="80"/>
+      </w:pPr>
       <w:r>
         <w:rPr>
           <w:rFonts w:ascii="Arial" w:hAnsi="Arial"/>
-          <w:color w:val="334155"/>
-          <w:sz w:val="22"/>
+          <w:b/>
+          <w:color w:val="4F46E5"/>
+          <w:sz w:val="28"/>
         </w:rPr>
-        <w:t>Permanent Purge (Day 30): All uploaded documents, parsed text chunks, vector embeddings, and telemetry logs are permanently and unrecoverably erased from all primary servers and database backups in compliance with GDPR Article 17 and SOC 2 Type II regulations.</w:t>
+        <w:t>🔗 Cross-References &amp; Related Wiki Documents</w:t>
       </w:r>
     </w:p>
-    <w:p/>
+    <w:p>
+      <w:pPr>
+        <w:pStyle w:val="ListBullet"/>
+        <w:spacing w:after="60"/>
+      </w:pPr>
+      <w:r>
+        <w:t>[Master Wiki Index](../INDEX.md)</w:t>
+      </w:r>
+    </w:p>
+    <w:p>
+      <w:pPr>
+        <w:pStyle w:val="ListBullet"/>
+        <w:spacing w:after="60"/>
+      </w:pPr>
+      <w:r>
+        <w:t>[Customer Support SLA &amp; Escalation Policy](../customer_support/01_sla_and_escalation.md)</w:t>
+      </w:r>
+    </w:p>
+    <w:p>
+      <w:pPr>
+        <w:pStyle w:val="ListBullet"/>
+        <w:spacing w:after="60"/>
+      </w:pPr>
+      <w:r>
+        <w:t>[Technical Troubleshooting &amp; FAQ](../technical/03_troubleshooting_faq.md)</w:t>
+      </w:r>
+    </w:p>
+    <w:p>
+      <w:pPr>
+        <w:pStyle w:val="ListBullet"/>
+        <w:spacing w:after="60"/>
+      </w:pPr>
+      <w:r>
+        <w:t>[Product Return &amp; Warranty Guidelines](../returns/04_warranty_and_rma.md)</w:t>
+      </w:r>
+    </w:p>
     <w:sectPr>
       <w:pgSz w:w="12240" w:h="15840"/>
       <w:pgMar w:top="1440" w:right="1800" w:bottom="1440" w:left="1800" w:header="720" w:footer="720" w:gutter="0"/>
@@ -506,6 +2635,11 @@
     <w:name w:val="Normal"/>
     <w:qFormat/>
     <w:rsid w:val="00FC693F"/>
+    <w:rPr>
+      <w:rFonts w:ascii="Arial" w:hAnsi="Arial"/>
+      <w:color w:val="334155"/>
+      <w:sz w:val="21"/>
+    </w:rPr>
   </w:style>
   <w:style w:type="paragraph" w:styleId="Header">
     <w:name w:val="header"/>
